--- a/docs/AcademiSync-Documentation.docx
+++ b/docs/AcademiSync-Documentation.docx
@@ -23,7 +23,7 @@
         <w:pStyle w:val="Date"/>
       </w:pPr>
       <w:r>
-        <w:t xml:space="preserve">03 September 2026</w:t>
+        <w:t xml:space="preserve">08 September 2026</w:t>
       </w:r>
     </w:p>
     <w:bookmarkStart w:id="9" w:name="contents"/>
@@ -29719,56 +29719,6 @@
         </w:tc>
       </w:tr>
     </w:tbl>
-    <w:p>
-      <w:pPr>
-        <w:pStyle w:val="BodyText"/>
-      </w:pPr>
-      <w:r>
-        <w:t xml:space="preserve">(</w:t>
-      </w:r>
-      <w:r>
-        <w:rPr>
-          <w:rStyle w:val="VerbatimChar"/>
-        </w:rPr>
-        <w:t xml:space="preserve">backend/.env.example</w:t>
-      </w:r>
-      <w:r>
-        <w:t xml:space="preserve"> </w:t>
-      </w:r>
-      <w:r>
-        <w:t xml:space="preserve">ships</w:t>
-      </w:r>
-      <w:r>
-        <w:t xml:space="preserve"> </w:t>
-      </w:r>
-      <w:r>
-        <w:rPr>
-          <w:rStyle w:val="VerbatimChar"/>
-        </w:rPr>
-        <w:t xml:space="preserve">DEFAULT_ALGORITHM=backtracking</w:t>
-      </w:r>
-      <w:r>
-        <w:t xml:space="preserve">, which overrides</w:t>
-      </w:r>
-      <w:r>
-        <w:t xml:space="preserve"> </w:t>
-      </w:r>
-      <w:r>
-        <w:t xml:space="preserve">the code default once copied to</w:t>
-      </w:r>
-      <w:r>
-        <w:t xml:space="preserve"> </w:t>
-      </w:r>
-      <w:r>
-        <w:rPr>
-          <w:rStyle w:val="VerbatimChar"/>
-        </w:rPr>
-        <w:t xml:space="preserve">.env</w:t>
-      </w:r>
-      <w:r>
-        <w:t xml:space="preserve">.)</w:t>
-      </w:r>
-    </w:p>
     <w:p>
       <w:pPr>
         <w:pStyle w:val="BodyText"/>
